--- a/download/service_providing_group.docx
+++ b/download/service_providing_group.docx
@@ -794,6 +794,52 @@
               <w:pStyle w:val="Compact"/>
             </w:pPr>
             <w:r>
+              <w:t xml:space="preserve">created_at</w:t>
+            </w:r>
+          </w:p>
+        </w:tc>
+        <w:tc>
+          <w:tcPr/>
+          <w:p>
+            <w:pPr>
+              <w:pStyle w:val="Compact"/>
+            </w:pPr>
+            <w:r>
+              <w:t xml:space="preserve">When the service providing group was first created.</w:t>
+            </w:r>
+          </w:p>
+        </w:tc>
+        <w:tc>
+          <w:tcPr/>
+          <w:p>
+            <w:pPr>
+              <w:pStyle w:val="Compact"/>
+            </w:pPr>
+            <w:r>
+              <w:t xml:space="preserve">date-time</w:t>
+            </w:r>
+            <w:r>
+              <w:t xml:space="preserve">Read only</w:t>
+            </w:r>
+          </w:p>
+        </w:tc>
+        <w:tc>
+          <w:tcPr/>
+          <w:p>
+            <w:pPr>
+              <w:pStyle w:val="Compact"/>
+            </w:pPr>
+          </w:p>
+        </w:tc>
+      </w:tr>
+      <w:tr>
+        <w:tc>
+          <w:tcPr/>
+          <w:p>
+            <w:pPr>
+              <w:pStyle w:val="Compact"/>
+            </w:pPr>
+            <w:r>
               <w:t xml:space="preserve">recorded_at</w:t>
             </w:r>
           </w:p>
@@ -2616,6 +2662,112 @@
             </w:pPr>
             <w:r>
               <w:t xml:space="preserve">recorded_by</w:t>
+            </w:r>
+          </w:p>
+        </w:tc>
+        <w:tc>
+          <w:tcPr/>
+          <w:p>
+            <w:pPr>
+              <w:pStyle w:val="Compact"/>
+            </w:pPr>
+          </w:p>
+        </w:tc>
+        <w:tc>
+          <w:tcPr/>
+          <w:p>
+            <w:pPr>
+              <w:pStyle w:val="Compact"/>
+            </w:pPr>
+            <w:r>
+              <w:t xml:space="preserve">R</w:t>
+            </w:r>
+          </w:p>
+        </w:tc>
+        <w:tc>
+          <w:tcPr/>
+          <w:p>
+            <w:pPr>
+              <w:pStyle w:val="Compact"/>
+            </w:pPr>
+            <w:r>
+              <w:t xml:space="preserve">R</w:t>
+            </w:r>
+          </w:p>
+        </w:tc>
+        <w:tc>
+          <w:tcPr/>
+          <w:p>
+            <w:pPr>
+              <w:pStyle w:val="Compact"/>
+            </w:pPr>
+            <w:r>
+              <w:t xml:space="preserve">R</w:t>
+            </w:r>
+          </w:p>
+        </w:tc>
+        <w:tc>
+          <w:tcPr/>
+          <w:p>
+            <w:pPr>
+              <w:pStyle w:val="Compact"/>
+            </w:pPr>
+            <w:r>
+              <w:t xml:space="preserve">R</w:t>
+            </w:r>
+          </w:p>
+        </w:tc>
+        <w:tc>
+          <w:tcPr/>
+          <w:p>
+            <w:pPr>
+              <w:pStyle w:val="Compact"/>
+            </w:pPr>
+            <w:r>
+              <w:t xml:space="preserve">R</w:t>
+            </w:r>
+          </w:p>
+        </w:tc>
+        <w:tc>
+          <w:tcPr/>
+          <w:p>
+            <w:pPr>
+              <w:pStyle w:val="Compact"/>
+            </w:pPr>
+            <w:r>
+              <w:t xml:space="preserve">R</w:t>
+            </w:r>
+          </w:p>
+        </w:tc>
+        <w:tc>
+          <w:tcPr/>
+          <w:p>
+            <w:pPr>
+              <w:pStyle w:val="Compact"/>
+            </w:pPr>
+            <w:r>
+              <w:t xml:space="preserve">R</w:t>
+            </w:r>
+          </w:p>
+        </w:tc>
+        <w:tc>
+          <w:tcPr/>
+          <w:p>
+            <w:pPr>
+              <w:pStyle w:val="Compact"/>
+            </w:pPr>
+          </w:p>
+        </w:tc>
+      </w:tr>
+      <w:tr>
+        <w:tc>
+          <w:tcPr/>
+          <w:p>
+            <w:pPr>
+              <w:pStyle w:val="Compact"/>
+            </w:pPr>
+            <w:r>
+              <w:t xml:space="preserve">created_at</w:t>
             </w:r>
           </w:p>
         </w:tc>

--- a/download/service_providing_group.docx
+++ b/download/service_providing_group.docx
@@ -2,7 +2,7 @@
 <file path=word/document.xml><?xml version="1.0" encoding="utf-8"?>
 <w:document xmlns:w="http://schemas.openxmlformats.org/wordprocessingml/2006/main" xmlns:m="http://schemas.openxmlformats.org/officeDocument/2006/math" xmlns:r="http://schemas.openxmlformats.org/officeDocument/2006/relationships" xmlns:o="urn:schemas-microsoft-com:office:office" xmlns:v="urn:schemas-microsoft-com:vml" xmlns:w10="urn:schemas-microsoft-com:office:word" xmlns:a="http://schemas.openxmlformats.org/drawingml/2006/main" xmlns:pic="http://schemas.openxmlformats.org/drawingml/2006/picture" xmlns:wp="http://schemas.openxmlformats.org/drawingml/2006/wordprocessingDrawing">
   <w:body>
-    <w:bookmarkStart w:id="47" w:name="service-providing-group"/>
+    <w:bookmarkStart w:id="47" w:name="_200872fca6d015a225f678a29a7cad9b09f1e25"/>
     <w:p>
       <w:pPr>
         <w:pStyle w:val="Overskrift1"/>
@@ -53,7 +53,7 @@
         <w:t xml:space="preserve">.</w:t>
       </w:r>
     </w:p>
-    <w:bookmarkStart w:id="24" w:name="Xa385dd54d3d57ea969e1ad8900f075650b3a76c"/>
+    <w:bookmarkStart w:id="24" w:name="_a385dd54d3d57ea969e1ad8900f075650b3a76c"/>
     <w:p>
       <w:pPr>
         <w:pStyle w:val="Overskrift2"/>
@@ -213,7 +213,7 @@
       </w:r>
     </w:p>
     <w:bookmarkEnd w:id="24"/>
-    <w:bookmarkStart w:id="27" w:name="relevant-links"/>
+    <w:bookmarkStart w:id="27" w:name="_79afa4f38a91732ffbb4c55883dc88cdfa88c95"/>
     <w:p>
       <w:pPr>
         <w:pStyle w:val="Overskrift2"/>
@@ -257,7 +257,7 @@
       </w:hyperlink>
     </w:p>
     <w:bookmarkEnd w:id="27"/>
-    <w:bookmarkStart w:id="29" w:name="fields"/>
+    <w:bookmarkStart w:id="29" w:name="_fields"/>
     <w:p>
       <w:pPr>
         <w:pStyle w:val="Overskrift2"/>
@@ -926,7 +926,7 @@
       </w:tr>
     </w:tbl>
     <w:bookmarkEnd w:id="29"/>
-    <w:bookmarkStart w:id="30" w:name="validation-rules"/>
+    <w:bookmarkStart w:id="30" w:name="_59f998a8f2e664043807375c511f11331608f95"/>
     <w:p>
       <w:pPr>
         <w:pStyle w:val="Overskrift2"/>
@@ -1022,7 +1022,7 @@
       </w:tr>
     </w:tbl>
     <w:bookmarkEnd w:id="30"/>
-    <w:bookmarkStart w:id="31" w:name="notifications"/>
+    <w:bookmarkStart w:id="31" w:name="_notifications"/>
     <w:p>
       <w:pPr>
         <w:pStyle w:val="Overskrift2"/>
@@ -1158,7 +1158,7 @@
       </w:tr>
     </w:tbl>
     <w:bookmarkEnd w:id="31"/>
-    <w:bookmarkStart w:id="46" w:name="authorization"/>
+    <w:bookmarkStart w:id="46" w:name="_authorization"/>
     <w:p>
       <w:pPr>
         <w:pStyle w:val="Overskrift2"/>
@@ -1167,7 +1167,7 @@
         <w:t xml:space="preserve">Authorization</w:t>
       </w:r>
     </w:p>
-    <w:bookmarkStart w:id="43" w:name="resource-level-authorization"/>
+    <w:bookmarkStart w:id="43" w:name="_ea7458f1c517e163e4c33e527853f16a851511d"/>
     <w:p>
       <w:pPr>
         <w:pStyle w:val="Overskrift3"/>
@@ -1220,7 +1220,7 @@
         <w:t xml:space="preserve">.</w:t>
       </w:r>
     </w:p>
-    <w:bookmarkStart w:id="33" w:name="anonymous"/>
+    <w:bookmarkStart w:id="33" w:name="_anonymous"/>
     <w:p>
       <w:pPr>
         <w:pStyle w:val="Overskrift4"/>
@@ -1238,7 +1238,7 @@
       </w:r>
     </w:p>
     <w:bookmarkEnd w:id="33"/>
-    <w:bookmarkStart w:id="34" w:name="common"/>
+    <w:bookmarkStart w:id="34" w:name="_common"/>
     <w:p>
       <w:pPr>
         <w:pStyle w:val="Overskrift4"/>
@@ -1333,7 +1333,7 @@
       </w:tr>
     </w:tbl>
     <w:bookmarkEnd w:id="34"/>
-    <w:bookmarkStart w:id="35" w:name="balance-responsible-party"/>
+    <w:bookmarkStart w:id="35" w:name="_33d042ea865d9ccdd21972e4941eb9a3e57dea9"/>
     <w:p>
       <w:pPr>
         <w:pStyle w:val="Overskrift4"/>
@@ -1351,7 +1351,7 @@
       </w:r>
     </w:p>
     <w:bookmarkEnd w:id="35"/>
-    <w:bookmarkStart w:id="36" w:name="end-user"/>
+    <w:bookmarkStart w:id="36" w:name="_587ff7c550b65da706cc6ed28c28196eac21d0d"/>
     <w:p>
       <w:pPr>
         <w:pStyle w:val="Overskrift4"/>
@@ -1369,7 +1369,7 @@
       </w:r>
     </w:p>
     <w:bookmarkEnd w:id="36"/>
-    <w:bookmarkStart w:id="37" w:name="energy-supplier"/>
+    <w:bookmarkStart w:id="37" w:name="_0ae40e3cd02a5e6cf223650bdd6f54d616f5022"/>
     <w:p>
       <w:pPr>
         <w:pStyle w:val="Overskrift4"/>
@@ -1387,7 +1387,7 @@
       </w:r>
     </w:p>
     <w:bookmarkEnd w:id="37"/>
-    <w:bookmarkStart w:id="38" w:name="flexibility-information-system-operator"/>
+    <w:bookmarkStart w:id="38" w:name="_205d448ec611aeec17125b0a6a21826729c6ace"/>
     <w:p>
       <w:pPr>
         <w:pStyle w:val="Overskrift4"/>
@@ -1482,7 +1482,7 @@
       </w:tr>
     </w:tbl>
     <w:bookmarkEnd w:id="38"/>
-    <w:bookmarkStart w:id="39" w:name="organisation"/>
+    <w:bookmarkStart w:id="39" w:name="_organisation"/>
     <w:p>
       <w:pPr>
         <w:pStyle w:val="Overskrift4"/>
@@ -1500,7 +1500,7 @@
       </w:r>
     </w:p>
     <w:bookmarkEnd w:id="39"/>
-    <w:bookmarkStart w:id="40" w:name="system-operator"/>
+    <w:bookmarkStart w:id="40" w:name="_fc1969e12ffa04b3f787795e7ddfde406a09f5a"/>
     <w:p>
       <w:pPr>
         <w:pStyle w:val="Overskrift4"/>
@@ -1631,7 +1631,7 @@
       </w:tr>
     </w:tbl>
     <w:bookmarkEnd w:id="40"/>
-    <w:bookmarkStart w:id="41" w:name="service-provider"/>
+    <w:bookmarkStart w:id="41" w:name="_b462e6d210ec9c712e4b2292c76af28fc130787"/>
     <w:p>
       <w:pPr>
         <w:pStyle w:val="Overskrift4"/>
@@ -1727,7 +1727,7 @@
       </w:tr>
     </w:tbl>
     <w:bookmarkEnd w:id="41"/>
-    <w:bookmarkStart w:id="42" w:name="third-party"/>
+    <w:bookmarkStart w:id="42" w:name="_27deb66bcd01342a3df78b2190e8adbdc1219d6"/>
     <w:p>
       <w:pPr>
         <w:pStyle w:val="Overskrift4"/>
@@ -1746,7 +1746,7 @@
     </w:p>
     <w:bookmarkEnd w:id="42"/>
     <w:bookmarkEnd w:id="43"/>
-    <w:bookmarkStart w:id="45" w:name="field-level-authorization"/>
+    <w:bookmarkStart w:id="45" w:name="_12ddb80e42fe95428c38865dcd3a67097e70e69"/>
     <w:p>
       <w:pPr>
         <w:pStyle w:val="Overskrift3"/>

--- a/download/service_providing_group.docx
+++ b/download/service_providing_group.docx
@@ -1937,6 +1937,30 @@
             <w:pPr>
               <w:pStyle w:val="Compact"/>
             </w:pPr>
+          </w:p>
+        </w:tc>
+        <w:tc>
+          <w:tcPr/>
+          <w:p>
+            <w:pPr>
+              <w:pStyle w:val="Compact"/>
+            </w:pPr>
+          </w:p>
+        </w:tc>
+        <w:tc>
+          <w:tcPr/>
+          <w:p>
+            <w:pPr>
+              <w:pStyle w:val="Compact"/>
+            </w:pPr>
+          </w:p>
+        </w:tc>
+        <w:tc>
+          <w:tcPr/>
+          <w:p>
+            <w:pPr>
+              <w:pStyle w:val="Compact"/>
+            </w:pPr>
             <w:r>
               <w:t xml:space="preserve">R</w:t>
             </w:r>
@@ -1970,42 +1994,6 @@
             <w:pPr>
               <w:pStyle w:val="Compact"/>
             </w:pPr>
-            <w:r>
-              <w:t xml:space="preserve">R</w:t>
-            </w:r>
-          </w:p>
-        </w:tc>
-        <w:tc>
-          <w:tcPr/>
-          <w:p>
-            <w:pPr>
-              <w:pStyle w:val="Compact"/>
-            </w:pPr>
-            <w:r>
-              <w:t xml:space="preserve">R</w:t>
-            </w:r>
-          </w:p>
-        </w:tc>
-        <w:tc>
-          <w:tcPr/>
-          <w:p>
-            <w:pPr>
-              <w:pStyle w:val="Compact"/>
-            </w:pPr>
-            <w:r>
-              <w:t xml:space="preserve">R</w:t>
-            </w:r>
-          </w:p>
-        </w:tc>
-        <w:tc>
-          <w:tcPr/>
-          <w:p>
-            <w:pPr>
-              <w:pStyle w:val="Compact"/>
-            </w:pPr>
-            <w:r>
-              <w:t xml:space="preserve">R</w:t>
-            </w:r>
           </w:p>
         </w:tc>
         <w:tc>
@@ -2043,6 +2031,41 @@
             <w:pPr>
               <w:pStyle w:val="Compact"/>
             </w:pPr>
+          </w:p>
+        </w:tc>
+        <w:tc>
+          <w:tcPr/>
+          <w:p>
+            <w:pPr>
+              <w:pStyle w:val="Compact"/>
+            </w:pPr>
+          </w:p>
+        </w:tc>
+        <w:tc>
+          <w:tcPr/>
+          <w:p>
+            <w:pPr>
+              <w:pStyle w:val="Compact"/>
+            </w:pPr>
+          </w:p>
+        </w:tc>
+        <w:tc>
+          <w:tcPr/>
+          <w:p>
+            <w:pPr>
+              <w:pStyle w:val="Compact"/>
+            </w:pPr>
+            <w:r>
+              <w:t xml:space="preserve">RCU</w:t>
+            </w:r>
+          </w:p>
+        </w:tc>
+        <w:tc>
+          <w:tcPr/>
+          <w:p>
+            <w:pPr>
+              <w:pStyle w:val="Compact"/>
+            </w:pPr>
             <w:r>
               <w:t xml:space="preserve">R</w:t>
             </w:r>
@@ -2055,28 +2078,6 @@
               <w:pStyle w:val="Compact"/>
             </w:pPr>
             <w:r>
-              <w:t xml:space="preserve">R</w:t>
-            </w:r>
-          </w:p>
-        </w:tc>
-        <w:tc>
-          <w:tcPr/>
-          <w:p>
-            <w:pPr>
-              <w:pStyle w:val="Compact"/>
-            </w:pPr>
-            <w:r>
-              <w:t xml:space="preserve">R</w:t>
-            </w:r>
-          </w:p>
-        </w:tc>
-        <w:tc>
-          <w:tcPr/>
-          <w:p>
-            <w:pPr>
-              <w:pStyle w:val="Compact"/>
-            </w:pPr>
-            <w:r>
               <w:t xml:space="preserve">RCU</w:t>
             </w:r>
           </w:p>
@@ -2087,31 +2088,6 @@
             <w:pPr>
               <w:pStyle w:val="Compact"/>
             </w:pPr>
-            <w:r>
-              <w:t xml:space="preserve">R</w:t>
-            </w:r>
-          </w:p>
-        </w:tc>
-        <w:tc>
-          <w:tcPr/>
-          <w:p>
-            <w:pPr>
-              <w:pStyle w:val="Compact"/>
-            </w:pPr>
-            <w:r>
-              <w:t xml:space="preserve">RCU</w:t>
-            </w:r>
-          </w:p>
-        </w:tc>
-        <w:tc>
-          <w:tcPr/>
-          <w:p>
-            <w:pPr>
-              <w:pStyle w:val="Compact"/>
-            </w:pPr>
-            <w:r>
-              <w:t xml:space="preserve">R</w:t>
-            </w:r>
           </w:p>
         </w:tc>
         <w:tc>
@@ -2149,6 +2125,41 @@
             <w:pPr>
               <w:pStyle w:val="Compact"/>
             </w:pPr>
+          </w:p>
+        </w:tc>
+        <w:tc>
+          <w:tcPr/>
+          <w:p>
+            <w:pPr>
+              <w:pStyle w:val="Compact"/>
+            </w:pPr>
+          </w:p>
+        </w:tc>
+        <w:tc>
+          <w:tcPr/>
+          <w:p>
+            <w:pPr>
+              <w:pStyle w:val="Compact"/>
+            </w:pPr>
+          </w:p>
+        </w:tc>
+        <w:tc>
+          <w:tcPr/>
+          <w:p>
+            <w:pPr>
+              <w:pStyle w:val="Compact"/>
+            </w:pPr>
+            <w:r>
+              <w:t xml:space="preserve">RC</w:t>
+            </w:r>
+          </w:p>
+        </w:tc>
+        <w:tc>
+          <w:tcPr/>
+          <w:p>
+            <w:pPr>
+              <w:pStyle w:val="Compact"/>
+            </w:pPr>
             <w:r>
               <w:t xml:space="preserve">R</w:t>
             </w:r>
@@ -2161,28 +2172,6 @@
               <w:pStyle w:val="Compact"/>
             </w:pPr>
             <w:r>
-              <w:t xml:space="preserve">R</w:t>
-            </w:r>
-          </w:p>
-        </w:tc>
-        <w:tc>
-          <w:tcPr/>
-          <w:p>
-            <w:pPr>
-              <w:pStyle w:val="Compact"/>
-            </w:pPr>
-            <w:r>
-              <w:t xml:space="preserve">R</w:t>
-            </w:r>
-          </w:p>
-        </w:tc>
-        <w:tc>
-          <w:tcPr/>
-          <w:p>
-            <w:pPr>
-              <w:pStyle w:val="Compact"/>
-            </w:pPr>
-            <w:r>
               <w:t xml:space="preserve">RC</w:t>
             </w:r>
           </w:p>
@@ -2193,31 +2182,6 @@
             <w:pPr>
               <w:pStyle w:val="Compact"/>
             </w:pPr>
-            <w:r>
-              <w:t xml:space="preserve">R</w:t>
-            </w:r>
-          </w:p>
-        </w:tc>
-        <w:tc>
-          <w:tcPr/>
-          <w:p>
-            <w:pPr>
-              <w:pStyle w:val="Compact"/>
-            </w:pPr>
-            <w:r>
-              <w:t xml:space="preserve">RC</w:t>
-            </w:r>
-          </w:p>
-        </w:tc>
-        <w:tc>
-          <w:tcPr/>
-          <w:p>
-            <w:pPr>
-              <w:pStyle w:val="Compact"/>
-            </w:pPr>
-            <w:r>
-              <w:t xml:space="preserve">R</w:t>
-            </w:r>
           </w:p>
         </w:tc>
         <w:tc>
@@ -2255,6 +2219,41 @@
             <w:pPr>
               <w:pStyle w:val="Compact"/>
             </w:pPr>
+          </w:p>
+        </w:tc>
+        <w:tc>
+          <w:tcPr/>
+          <w:p>
+            <w:pPr>
+              <w:pStyle w:val="Compact"/>
+            </w:pPr>
+          </w:p>
+        </w:tc>
+        <w:tc>
+          <w:tcPr/>
+          <w:p>
+            <w:pPr>
+              <w:pStyle w:val="Compact"/>
+            </w:pPr>
+          </w:p>
+        </w:tc>
+        <w:tc>
+          <w:tcPr/>
+          <w:p>
+            <w:pPr>
+              <w:pStyle w:val="Compact"/>
+            </w:pPr>
+            <w:r>
+              <w:t xml:space="preserve">RC</w:t>
+            </w:r>
+          </w:p>
+        </w:tc>
+        <w:tc>
+          <w:tcPr/>
+          <w:p>
+            <w:pPr>
+              <w:pStyle w:val="Compact"/>
+            </w:pPr>
             <w:r>
               <w:t xml:space="preserve">R</w:t>
             </w:r>
@@ -2267,28 +2266,6 @@
               <w:pStyle w:val="Compact"/>
             </w:pPr>
             <w:r>
-              <w:t xml:space="preserve">R</w:t>
-            </w:r>
-          </w:p>
-        </w:tc>
-        <w:tc>
-          <w:tcPr/>
-          <w:p>
-            <w:pPr>
-              <w:pStyle w:val="Compact"/>
-            </w:pPr>
-            <w:r>
-              <w:t xml:space="preserve">R</w:t>
-            </w:r>
-          </w:p>
-        </w:tc>
-        <w:tc>
-          <w:tcPr/>
-          <w:p>
-            <w:pPr>
-              <w:pStyle w:val="Compact"/>
-            </w:pPr>
-            <w:r>
               <w:t xml:space="preserve">RC</w:t>
             </w:r>
           </w:p>
@@ -2299,31 +2276,6 @@
             <w:pPr>
               <w:pStyle w:val="Compact"/>
             </w:pPr>
-            <w:r>
-              <w:t xml:space="preserve">R</w:t>
-            </w:r>
-          </w:p>
-        </w:tc>
-        <w:tc>
-          <w:tcPr/>
-          <w:p>
-            <w:pPr>
-              <w:pStyle w:val="Compact"/>
-            </w:pPr>
-            <w:r>
-              <w:t xml:space="preserve">RC</w:t>
-            </w:r>
-          </w:p>
-        </w:tc>
-        <w:tc>
-          <w:tcPr/>
-          <w:p>
-            <w:pPr>
-              <w:pStyle w:val="Compact"/>
-            </w:pPr>
-            <w:r>
-              <w:t xml:space="preserve">R</w:t>
-            </w:r>
           </w:p>
         </w:tc>
         <w:tc>
@@ -2361,6 +2313,41 @@
             <w:pPr>
               <w:pStyle w:val="Compact"/>
             </w:pPr>
+          </w:p>
+        </w:tc>
+        <w:tc>
+          <w:tcPr/>
+          <w:p>
+            <w:pPr>
+              <w:pStyle w:val="Compact"/>
+            </w:pPr>
+          </w:p>
+        </w:tc>
+        <w:tc>
+          <w:tcPr/>
+          <w:p>
+            <w:pPr>
+              <w:pStyle w:val="Compact"/>
+            </w:pPr>
+          </w:p>
+        </w:tc>
+        <w:tc>
+          <w:tcPr/>
+          <w:p>
+            <w:pPr>
+              <w:pStyle w:val="Compact"/>
+            </w:pPr>
+            <w:r>
+              <w:t xml:space="preserve">RCU</w:t>
+            </w:r>
+          </w:p>
+        </w:tc>
+        <w:tc>
+          <w:tcPr/>
+          <w:p>
+            <w:pPr>
+              <w:pStyle w:val="Compact"/>
+            </w:pPr>
             <w:r>
               <w:t xml:space="preserve">R</w:t>
             </w:r>
@@ -2373,28 +2360,6 @@
               <w:pStyle w:val="Compact"/>
             </w:pPr>
             <w:r>
-              <w:t xml:space="preserve">R</w:t>
-            </w:r>
-          </w:p>
-        </w:tc>
-        <w:tc>
-          <w:tcPr/>
-          <w:p>
-            <w:pPr>
-              <w:pStyle w:val="Compact"/>
-            </w:pPr>
-            <w:r>
-              <w:t xml:space="preserve">R</w:t>
-            </w:r>
-          </w:p>
-        </w:tc>
-        <w:tc>
-          <w:tcPr/>
-          <w:p>
-            <w:pPr>
-              <w:pStyle w:val="Compact"/>
-            </w:pPr>
-            <w:r>
               <w:t xml:space="preserve">RCU</w:t>
             </w:r>
           </w:p>
@@ -2405,31 +2370,6 @@
             <w:pPr>
               <w:pStyle w:val="Compact"/>
             </w:pPr>
-            <w:r>
-              <w:t xml:space="preserve">R</w:t>
-            </w:r>
-          </w:p>
-        </w:tc>
-        <w:tc>
-          <w:tcPr/>
-          <w:p>
-            <w:pPr>
-              <w:pStyle w:val="Compact"/>
-            </w:pPr>
-            <w:r>
-              <w:t xml:space="preserve">RCU</w:t>
-            </w:r>
-          </w:p>
-        </w:tc>
-        <w:tc>
-          <w:tcPr/>
-          <w:p>
-            <w:pPr>
-              <w:pStyle w:val="Compact"/>
-            </w:pPr>
-            <w:r>
-              <w:t xml:space="preserve">R</w:t>
-            </w:r>
           </w:p>
         </w:tc>
         <w:tc>
@@ -2467,6 +2407,41 @@
             <w:pPr>
               <w:pStyle w:val="Compact"/>
             </w:pPr>
+          </w:p>
+        </w:tc>
+        <w:tc>
+          <w:tcPr/>
+          <w:p>
+            <w:pPr>
+              <w:pStyle w:val="Compact"/>
+            </w:pPr>
+          </w:p>
+        </w:tc>
+        <w:tc>
+          <w:tcPr/>
+          <w:p>
+            <w:pPr>
+              <w:pStyle w:val="Compact"/>
+            </w:pPr>
+          </w:p>
+        </w:tc>
+        <w:tc>
+          <w:tcPr/>
+          <w:p>
+            <w:pPr>
+              <w:pStyle w:val="Compact"/>
+            </w:pPr>
+            <w:r>
+              <w:t xml:space="preserve">RCU</w:t>
+            </w:r>
+          </w:p>
+        </w:tc>
+        <w:tc>
+          <w:tcPr/>
+          <w:p>
+            <w:pPr>
+              <w:pStyle w:val="Compact"/>
+            </w:pPr>
             <w:r>
               <w:t xml:space="preserve">R</w:t>
             </w:r>
@@ -2479,28 +2454,6 @@
               <w:pStyle w:val="Compact"/>
             </w:pPr>
             <w:r>
-              <w:t xml:space="preserve">R</w:t>
-            </w:r>
-          </w:p>
-        </w:tc>
-        <w:tc>
-          <w:tcPr/>
-          <w:p>
-            <w:pPr>
-              <w:pStyle w:val="Compact"/>
-            </w:pPr>
-            <w:r>
-              <w:t xml:space="preserve">R</w:t>
-            </w:r>
-          </w:p>
-        </w:tc>
-        <w:tc>
-          <w:tcPr/>
-          <w:p>
-            <w:pPr>
-              <w:pStyle w:val="Compact"/>
-            </w:pPr>
-            <w:r>
               <w:t xml:space="preserve">RCU</w:t>
             </w:r>
           </w:p>
@@ -2511,31 +2464,6 @@
             <w:pPr>
               <w:pStyle w:val="Compact"/>
             </w:pPr>
-            <w:r>
-              <w:t xml:space="preserve">R</w:t>
-            </w:r>
-          </w:p>
-        </w:tc>
-        <w:tc>
-          <w:tcPr/>
-          <w:p>
-            <w:pPr>
-              <w:pStyle w:val="Compact"/>
-            </w:pPr>
-            <w:r>
-              <w:t xml:space="preserve">RCU</w:t>
-            </w:r>
-          </w:p>
-        </w:tc>
-        <w:tc>
-          <w:tcPr/>
-          <w:p>
-            <w:pPr>
-              <w:pStyle w:val="Compact"/>
-            </w:pPr>
-            <w:r>
-              <w:t xml:space="preserve">R</w:t>
-            </w:r>
           </w:p>
         </w:tc>
         <w:tc>
@@ -2573,6 +2501,30 @@
             <w:pPr>
               <w:pStyle w:val="Compact"/>
             </w:pPr>
+          </w:p>
+        </w:tc>
+        <w:tc>
+          <w:tcPr/>
+          <w:p>
+            <w:pPr>
+              <w:pStyle w:val="Compact"/>
+            </w:pPr>
+          </w:p>
+        </w:tc>
+        <w:tc>
+          <w:tcPr/>
+          <w:p>
+            <w:pPr>
+              <w:pStyle w:val="Compact"/>
+            </w:pPr>
+          </w:p>
+        </w:tc>
+        <w:tc>
+          <w:tcPr/>
+          <w:p>
+            <w:pPr>
+              <w:pStyle w:val="Compact"/>
+            </w:pPr>
             <w:r>
               <w:t xml:space="preserve">R</w:t>
             </w:r>
@@ -2606,42 +2558,6 @@
             <w:pPr>
               <w:pStyle w:val="Compact"/>
             </w:pPr>
-            <w:r>
-              <w:t xml:space="preserve">R</w:t>
-            </w:r>
-          </w:p>
-        </w:tc>
-        <w:tc>
-          <w:tcPr/>
-          <w:p>
-            <w:pPr>
-              <w:pStyle w:val="Compact"/>
-            </w:pPr>
-            <w:r>
-              <w:t xml:space="preserve">R</w:t>
-            </w:r>
-          </w:p>
-        </w:tc>
-        <w:tc>
-          <w:tcPr/>
-          <w:p>
-            <w:pPr>
-              <w:pStyle w:val="Compact"/>
-            </w:pPr>
-            <w:r>
-              <w:t xml:space="preserve">R</w:t>
-            </w:r>
-          </w:p>
-        </w:tc>
-        <w:tc>
-          <w:tcPr/>
-          <w:p>
-            <w:pPr>
-              <w:pStyle w:val="Compact"/>
-            </w:pPr>
-            <w:r>
-              <w:t xml:space="preserve">R</w:t>
-            </w:r>
           </w:p>
         </w:tc>
         <w:tc>
@@ -2679,6 +2595,30 @@
             <w:pPr>
               <w:pStyle w:val="Compact"/>
             </w:pPr>
+          </w:p>
+        </w:tc>
+        <w:tc>
+          <w:tcPr/>
+          <w:p>
+            <w:pPr>
+              <w:pStyle w:val="Compact"/>
+            </w:pPr>
+          </w:p>
+        </w:tc>
+        <w:tc>
+          <w:tcPr/>
+          <w:p>
+            <w:pPr>
+              <w:pStyle w:val="Compact"/>
+            </w:pPr>
+          </w:p>
+        </w:tc>
+        <w:tc>
+          <w:tcPr/>
+          <w:p>
+            <w:pPr>
+              <w:pStyle w:val="Compact"/>
+            </w:pPr>
             <w:r>
               <w:t xml:space="preserve">R</w:t>
             </w:r>
@@ -2712,42 +2652,6 @@
             <w:pPr>
               <w:pStyle w:val="Compact"/>
             </w:pPr>
-            <w:r>
-              <w:t xml:space="preserve">R</w:t>
-            </w:r>
-          </w:p>
-        </w:tc>
-        <w:tc>
-          <w:tcPr/>
-          <w:p>
-            <w:pPr>
-              <w:pStyle w:val="Compact"/>
-            </w:pPr>
-            <w:r>
-              <w:t xml:space="preserve">R</w:t>
-            </w:r>
-          </w:p>
-        </w:tc>
-        <w:tc>
-          <w:tcPr/>
-          <w:p>
-            <w:pPr>
-              <w:pStyle w:val="Compact"/>
-            </w:pPr>
-            <w:r>
-              <w:t xml:space="preserve">R</w:t>
-            </w:r>
-          </w:p>
-        </w:tc>
-        <w:tc>
-          <w:tcPr/>
-          <w:p>
-            <w:pPr>
-              <w:pStyle w:val="Compact"/>
-            </w:pPr>
-            <w:r>
-              <w:t xml:space="preserve">R</w:t>
-            </w:r>
           </w:p>
         </w:tc>
         <w:tc>
@@ -2785,6 +2689,30 @@
             <w:pPr>
               <w:pStyle w:val="Compact"/>
             </w:pPr>
+          </w:p>
+        </w:tc>
+        <w:tc>
+          <w:tcPr/>
+          <w:p>
+            <w:pPr>
+              <w:pStyle w:val="Compact"/>
+            </w:pPr>
+          </w:p>
+        </w:tc>
+        <w:tc>
+          <w:tcPr/>
+          <w:p>
+            <w:pPr>
+              <w:pStyle w:val="Compact"/>
+            </w:pPr>
+          </w:p>
+        </w:tc>
+        <w:tc>
+          <w:tcPr/>
+          <w:p>
+            <w:pPr>
+              <w:pStyle w:val="Compact"/>
+            </w:pPr>
             <w:r>
               <w:t xml:space="preserve">R</w:t>
             </w:r>
@@ -2818,42 +2746,6 @@
             <w:pPr>
               <w:pStyle w:val="Compact"/>
             </w:pPr>
-            <w:r>
-              <w:t xml:space="preserve">R</w:t>
-            </w:r>
-          </w:p>
-        </w:tc>
-        <w:tc>
-          <w:tcPr/>
-          <w:p>
-            <w:pPr>
-              <w:pStyle w:val="Compact"/>
-            </w:pPr>
-            <w:r>
-              <w:t xml:space="preserve">R</w:t>
-            </w:r>
-          </w:p>
-        </w:tc>
-        <w:tc>
-          <w:tcPr/>
-          <w:p>
-            <w:pPr>
-              <w:pStyle w:val="Compact"/>
-            </w:pPr>
-            <w:r>
-              <w:t xml:space="preserve">R</w:t>
-            </w:r>
-          </w:p>
-        </w:tc>
-        <w:tc>
-          <w:tcPr/>
-          <w:p>
-            <w:pPr>
-              <w:pStyle w:val="Compact"/>
-            </w:pPr>
-            <w:r>
-              <w:t xml:space="preserve">R</w:t>
-            </w:r>
           </w:p>
         </w:tc>
         <w:tc>
